--- a/lessons/1-7/homework.docx
+++ b/lessons/1-7/homework.docx
@@ -106,7 +106,55 @@
     </w:p>
     <w:p>
       <w:pPr>
-        <w:spacing w:after="60"/>
+        <w:keepNext/>
+        <w:spacing w:after="20" w:before="80"/>
+        <w:jc w:val="center"/>
+      </w:pPr>
+      <w:r>
+        <w:drawing>
+          <wp:inline distT="0" distB="0" distL="0" distR="0">
+            <wp:extent cx="1047750" cy="790575"/>
+            <wp:effectExtent t="0" r="0" b="0" l="0"/>
+            <wp:docPr id="1" name="" descr="" title=""/>
+            <wp:cNvGraphicFramePr>
+              <a:graphicFrameLocks xmlns:a="http://schemas.openxmlformats.org/drawingml/2006/main" noChangeAspect="1"/>
+            </wp:cNvGraphicFramePr>
+            <a:graphic xmlns:a="http://schemas.openxmlformats.org/drawingml/2006/main">
+              <a:graphicData uri="http://schemas.openxmlformats.org/drawingml/2006/picture">
+                <pic:pic xmlns:pic="http://schemas.openxmlformats.org/drawingml/2006/picture">
+                  <pic:nvPicPr>
+                    <pic:cNvPr id="0" name="" descr=""/>
+                    <pic:cNvPicPr>
+                      <a:picLocks noChangeAspect="1" noChangeArrowheads="1"/>
+                    </pic:cNvPicPr>
+                  </pic:nvPicPr>
+                  <pic:blipFill>
+                    <a:blip r:embed="rId7" cstate="none"/>
+                    <a:srcRect/>
+                    <a:stretch>
+                      <a:fillRect/>
+                    </a:stretch>
+                  </pic:blipFill>
+                  <pic:spPr bwMode="auto">
+                    <a:xfrm>
+                      <a:off x="0" y="0"/>
+                      <a:ext cx="1047750" cy="790575"/>
+                    </a:xfrm>
+                    <a:prstGeom prst="rect">
+                      <a:avLst/>
+                    </a:prstGeom>
+                  </pic:spPr>
+                </pic:pic>
+              </a:graphicData>
+            </a:graphic>
+          </wp:inline>
+        </w:drawing>
+      </w:r>
+    </w:p>
+    <w:p>
+      <w:pPr>
+        <w:keepNext/>
+        <w:spacing w:after="120"/>
       </w:pPr>
       <w:r>
         <w:rPr>
@@ -116,12 +164,60 @@
         <w:t xml:space="preserve">Dividend (Dividendo)</w:t>
       </w:r>
       <w:r>
-        <w:t xml:space="preserve"> — The number being divided</w:t>
-      </w:r>
-    </w:p>
-    <w:p>
-      <w:pPr>
-        <w:spacing w:after="60"/>
+        <w:t xml:space="preserve"> — The number you are splitting up in a division problem.</w:t>
+      </w:r>
+    </w:p>
+    <w:p>
+      <w:pPr>
+        <w:keepNext/>
+        <w:spacing w:after="20" w:before="80"/>
+        <w:jc w:val="center"/>
+      </w:pPr>
+      <w:r>
+        <w:drawing>
+          <wp:inline distT="0" distB="0" distL="0" distR="0">
+            <wp:extent cx="1047750" cy="790575"/>
+            <wp:effectExtent t="0" r="0" b="0" l="0"/>
+            <wp:docPr id="1" name="" descr="" title=""/>
+            <wp:cNvGraphicFramePr>
+              <a:graphicFrameLocks xmlns:a="http://schemas.openxmlformats.org/drawingml/2006/main" noChangeAspect="1"/>
+            </wp:cNvGraphicFramePr>
+            <a:graphic xmlns:a="http://schemas.openxmlformats.org/drawingml/2006/main">
+              <a:graphicData uri="http://schemas.openxmlformats.org/drawingml/2006/picture">
+                <pic:pic xmlns:pic="http://schemas.openxmlformats.org/drawingml/2006/picture">
+                  <pic:nvPicPr>
+                    <pic:cNvPr id="0" name="" descr=""/>
+                    <pic:cNvPicPr>
+                      <a:picLocks noChangeAspect="1" noChangeArrowheads="1"/>
+                    </pic:cNvPicPr>
+                  </pic:nvPicPr>
+                  <pic:blipFill>
+                    <a:blip r:embed="rId8" cstate="none"/>
+                    <a:srcRect/>
+                    <a:stretch>
+                      <a:fillRect/>
+                    </a:stretch>
+                  </pic:blipFill>
+                  <pic:spPr bwMode="auto">
+                    <a:xfrm>
+                      <a:off x="0" y="0"/>
+                      <a:ext cx="1047750" cy="790575"/>
+                    </a:xfrm>
+                    <a:prstGeom prst="rect">
+                      <a:avLst/>
+                    </a:prstGeom>
+                  </pic:spPr>
+                </pic:pic>
+              </a:graphicData>
+            </a:graphic>
+          </wp:inline>
+        </w:drawing>
+      </w:r>
+    </w:p>
+    <w:p>
+      <w:pPr>
+        <w:keepNext/>
+        <w:spacing w:after="120"/>
       </w:pPr>
       <w:r>
         <w:rPr>
@@ -131,12 +227,60 @@
         <w:t xml:space="preserve">Divisor (Divisor)</w:t>
       </w:r>
       <w:r>
-        <w:t xml:space="preserve"> — The number you divide by</w:t>
-      </w:r>
-    </w:p>
-    <w:p>
-      <w:pPr>
-        <w:spacing w:after="60"/>
+        <w:t xml:space="preserve"> — The number you split by in a division problem.</w:t>
+      </w:r>
+    </w:p>
+    <w:p>
+      <w:pPr>
+        <w:keepNext/>
+        <w:spacing w:after="20" w:before="80"/>
+        <w:jc w:val="center"/>
+      </w:pPr>
+      <w:r>
+        <w:drawing>
+          <wp:inline distT="0" distB="0" distL="0" distR="0">
+            <wp:extent cx="1047750" cy="790575"/>
+            <wp:effectExtent t="0" r="0" b="0" l="0"/>
+            <wp:docPr id="1" name="" descr="" title=""/>
+            <wp:cNvGraphicFramePr>
+              <a:graphicFrameLocks xmlns:a="http://schemas.openxmlformats.org/drawingml/2006/main" noChangeAspect="1"/>
+            </wp:cNvGraphicFramePr>
+            <a:graphic xmlns:a="http://schemas.openxmlformats.org/drawingml/2006/main">
+              <a:graphicData uri="http://schemas.openxmlformats.org/drawingml/2006/picture">
+                <pic:pic xmlns:pic="http://schemas.openxmlformats.org/drawingml/2006/picture">
+                  <pic:nvPicPr>
+                    <pic:cNvPr id="0" name="" descr=""/>
+                    <pic:cNvPicPr>
+                      <a:picLocks noChangeAspect="1" noChangeArrowheads="1"/>
+                    </pic:cNvPicPr>
+                  </pic:nvPicPr>
+                  <pic:blipFill>
+                    <a:blip r:embed="rId9" cstate="none"/>
+                    <a:srcRect/>
+                    <a:stretch>
+                      <a:fillRect/>
+                    </a:stretch>
+                  </pic:blipFill>
+                  <pic:spPr bwMode="auto">
+                    <a:xfrm>
+                      <a:off x="0" y="0"/>
+                      <a:ext cx="1047750" cy="790575"/>
+                    </a:xfrm>
+                    <a:prstGeom prst="rect">
+                      <a:avLst/>
+                    </a:prstGeom>
+                  </pic:spPr>
+                </pic:pic>
+              </a:graphicData>
+            </a:graphic>
+          </wp:inline>
+        </w:drawing>
+      </w:r>
+    </w:p>
+    <w:p>
+      <w:pPr>
+        <w:keepNext/>
+        <w:spacing w:after="120"/>
       </w:pPr>
       <w:r>
         <w:rPr>
@@ -146,12 +290,60 @@
         <w:t xml:space="preserve">Quotient (Cociente)</w:t>
       </w:r>
       <w:r>
-        <w:t xml:space="preserve"> — The answer to a division problem</w:t>
-      </w:r>
-    </w:p>
-    <w:p>
-      <w:pPr>
-        <w:spacing w:after="60"/>
+        <w:t xml:space="preserve"> — The answer when you divide.</w:t>
+      </w:r>
+    </w:p>
+    <w:p>
+      <w:pPr>
+        <w:keepNext/>
+        <w:spacing w:after="20" w:before="80"/>
+        <w:jc w:val="center"/>
+      </w:pPr>
+      <w:r>
+        <w:drawing>
+          <wp:inline distT="0" distB="0" distL="0" distR="0">
+            <wp:extent cx="1047750" cy="790575"/>
+            <wp:effectExtent t="0" r="0" b="0" l="0"/>
+            <wp:docPr id="1" name="" descr="" title=""/>
+            <wp:cNvGraphicFramePr>
+              <a:graphicFrameLocks xmlns:a="http://schemas.openxmlformats.org/drawingml/2006/main" noChangeAspect="1"/>
+            </wp:cNvGraphicFramePr>
+            <a:graphic xmlns:a="http://schemas.openxmlformats.org/drawingml/2006/main">
+              <a:graphicData uri="http://schemas.openxmlformats.org/drawingml/2006/picture">
+                <pic:pic xmlns:pic="http://schemas.openxmlformats.org/drawingml/2006/picture">
+                  <pic:nvPicPr>
+                    <pic:cNvPr id="0" name="" descr=""/>
+                    <pic:cNvPicPr>
+                      <a:picLocks noChangeAspect="1" noChangeArrowheads="1"/>
+                    </pic:cNvPicPr>
+                  </pic:nvPicPr>
+                  <pic:blipFill>
+                    <a:blip r:embed="rId10" cstate="none"/>
+                    <a:srcRect/>
+                    <a:stretch>
+                      <a:fillRect/>
+                    </a:stretch>
+                  </pic:blipFill>
+                  <pic:spPr bwMode="auto">
+                    <a:xfrm>
+                      <a:off x="0" y="0"/>
+                      <a:ext cx="1047750" cy="790575"/>
+                    </a:xfrm>
+                    <a:prstGeom prst="rect">
+                      <a:avLst/>
+                    </a:prstGeom>
+                  </pic:spPr>
+                </pic:pic>
+              </a:graphicData>
+            </a:graphic>
+          </wp:inline>
+        </w:drawing>
+      </w:r>
+    </w:p>
+    <w:p>
+      <w:pPr>
+        <w:keepNext/>
+        <w:spacing w:after="120"/>
       </w:pPr>
       <w:r>
         <w:rPr>
@@ -161,12 +353,60 @@
         <w:t xml:space="preserve">Decimal division (División decimal)</w:t>
       </w:r>
       <w:r>
-        <w:t xml:space="preserve"> — Dividing numbers that have decimal points by making the divisor a whole number first</w:t>
-      </w:r>
-    </w:p>
-    <w:p>
-      <w:pPr>
-        <w:spacing w:after="60"/>
+        <w:t xml:space="preserve"> — Dividing with decimals. First make the number you divide by a whole number.</w:t>
+      </w:r>
+    </w:p>
+    <w:p>
+      <w:pPr>
+        <w:keepNext/>
+        <w:spacing w:after="20" w:before="80"/>
+        <w:jc w:val="center"/>
+      </w:pPr>
+      <w:r>
+        <w:drawing>
+          <wp:inline distT="0" distB="0" distL="0" distR="0">
+            <wp:extent cx="1047750" cy="790575"/>
+            <wp:effectExtent t="0" r="0" b="0" l="0"/>
+            <wp:docPr id="1" name="" descr="" title=""/>
+            <wp:cNvGraphicFramePr>
+              <a:graphicFrameLocks xmlns:a="http://schemas.openxmlformats.org/drawingml/2006/main" noChangeAspect="1"/>
+            </wp:cNvGraphicFramePr>
+            <a:graphic xmlns:a="http://schemas.openxmlformats.org/drawingml/2006/main">
+              <a:graphicData uri="http://schemas.openxmlformats.org/drawingml/2006/picture">
+                <pic:pic xmlns:pic="http://schemas.openxmlformats.org/drawingml/2006/picture">
+                  <pic:nvPicPr>
+                    <pic:cNvPr id="0" name="" descr=""/>
+                    <pic:cNvPicPr>
+                      <a:picLocks noChangeAspect="1" noChangeArrowheads="1"/>
+                    </pic:cNvPicPr>
+                  </pic:nvPicPr>
+                  <pic:blipFill>
+                    <a:blip r:embed="rId11" cstate="none"/>
+                    <a:srcRect/>
+                    <a:stretch>
+                      <a:fillRect/>
+                    </a:stretch>
+                  </pic:blipFill>
+                  <pic:spPr bwMode="auto">
+                    <a:xfrm>
+                      <a:off x="0" y="0"/>
+                      <a:ext cx="1047750" cy="790575"/>
+                    </a:xfrm>
+                    <a:prstGeom prst="rect">
+                      <a:avLst/>
+                    </a:prstGeom>
+                  </pic:spPr>
+                </pic:pic>
+              </a:graphicData>
+            </a:graphic>
+          </wp:inline>
+        </w:drawing>
+      </w:r>
+    </w:p>
+    <w:p>
+      <w:pPr>
+        <w:keepNext/>
+        <w:spacing w:after="120"/>
       </w:pPr>
       <w:r>
         <w:rPr>
@@ -176,7 +416,7 @@
         <w:t xml:space="preserve">Equivalent division (División equivalente)</w:t>
       </w:r>
       <w:r>
-        <w:t xml:space="preserve"> — Multiplying both dividend and divisor by the same power of 10 gives the same quotient</w:t>
+        <w:t xml:space="preserve"> — Multiplying both numbers by 10 or 100 gives the same answer.</w:t>
       </w:r>
     </w:p>
     <w:p>

--- a/lessons/1-7/homework.docx
+++ b/lessons/1-7/homework.docx
@@ -24,7 +24,7 @@
           <w:i/>
           <w:iCs/>
         </w:rPr>
-        <w:t xml:space="preserve">Lesson 1-7  •  Standard 6.NS.3</w:t>
+        <w:t xml:space="preserve">Lesson 1-7  •  Standard 6.NOS.3</w:t>
       </w:r>
     </w:p>
     <w:p>
@@ -1129,7 +1129,88 @@
           <w:b/>
           <w:bCs/>
         </w:rPr>
-        <w:t xml:space="preserve">7. What is 4.8 ÷ 0.6?</w:t>
+        <w:t xml:space="preserve">7. onLevel — Spot the Common Mistake</w:t>
+      </w:r>
+    </w:p>
+    <w:p>
+      <w:pPr>
+        <w:spacing w:after="40" w:before="0"/>
+      </w:pPr>
+      <w:r>
+        <w:t xml:space="preserve">   Step 1 (Read): A student is working on Divide Decimals.</w:t>
+      </w:r>
+    </w:p>
+    <w:p>
+      <w:pPr>
+        <w:spacing w:after="40" w:before="0"/>
+      </w:pPr>
+      <w:r>
+        <w:t xml:space="preserve">   Step 2 (Attempt): They ignored the rule: Move the decimal point the same number of places in BOTH the divisor and the dividend; the answer stays the same.</w:t>
+      </w:r>
+    </w:p>
+    <w:p>
+      <w:pPr>
+        <w:spacing w:after="40" w:before="0"/>
+      </w:pPr>
+      <w:r>
+        <w:t xml:space="preserve">   Step 3 (Check): The answer does not match the math rule from class.</w:t>
+      </w:r>
+    </w:p>
+    <w:p>
+      <w:pPr>
+        <w:spacing w:after="60" w:before="0"/>
+      </w:pPr>
+      <w:r>
+        <w:rPr>
+          <w:i/>
+          <w:iCs/>
+        </w:rPr>
+        <w:t xml:space="preserve">Which step has the mistake? Explain and fix it:</w:t>
+      </w:r>
+    </w:p>
+    <w:p>
+      <w:pPr>
+        <w:spacing w:after="60" w:before="120"/>
+      </w:pPr>
+      <w:r>
+        <w:rPr>
+          <w:color w:val="BBBBBB"/>
+        </w:rPr>
+        <w:t xml:space="preserve">______________________________________________________________________</w:t>
+      </w:r>
+    </w:p>
+    <w:p>
+      <w:pPr>
+        <w:spacing w:after="60" w:before="120"/>
+      </w:pPr>
+      <w:r>
+        <w:rPr>
+          <w:color w:val="BBBBBB"/>
+        </w:rPr>
+        <w:t xml:space="preserve">______________________________________________________________________</w:t>
+      </w:r>
+    </w:p>
+    <w:p>
+      <w:pPr>
+        <w:spacing w:after="60" w:before="120"/>
+      </w:pPr>
+      <w:r>
+        <w:rPr>
+          <w:color w:val="BBBBBB"/>
+        </w:rPr>
+        <w:t xml:space="preserve">______________________________________________________________________</w:t>
+      </w:r>
+    </w:p>
+    <w:p>
+      <w:pPr>
+        <w:spacing w:after="80" w:before="0"/>
+      </w:pPr>
+      <w:r>
+        <w:rPr>
+          <w:b/>
+          <w:bCs/>
+        </w:rPr>
+        <w:t xml:space="preserve">8. What is 4.8 ÷ 0.6?</w:t>
       </w:r>
     </w:p>
     <w:p>
@@ -1184,7 +1265,7 @@
           <w:b/>
           <w:bCs/>
         </w:rPr>
-        <w:t xml:space="preserve">8. What is 9.45 ÷ 0.9?</w:t>
+        <w:t xml:space="preserve">9. What is 9.45 ÷ 0.9?</w:t>
       </w:r>
     </w:p>
     <w:p>
@@ -1239,7 +1320,7 @@
           <w:b/>
           <w:bCs/>
         </w:rPr>
-        <w:t xml:space="preserve">9. A ribbon is 7.2 meters long and is cut into 0.8-meter pieces. How many pieces are there?</w:t>
+        <w:t xml:space="preserve">10. A ribbon is 7.2 meters long and is cut into 0.8-meter pieces. How many pieces are there?</w:t>
       </w:r>
     </w:p>
     <w:p>
@@ -1272,61 +1353,6 @@
       </w:pPr>
       <w:r>
         <w:t xml:space="preserve">     D. 10</w:t>
-      </w:r>
-    </w:p>
-    <w:p>
-      <w:pPr>
-        <w:spacing w:after="60" w:before="120"/>
-      </w:pPr>
-      <w:r>
-        <w:rPr>
-          <w:color w:val="BBBBBB"/>
-        </w:rPr>
-        <w:t xml:space="preserve">______________________________________________________________________</w:t>
-      </w:r>
-    </w:p>
-    <w:p>
-      <w:pPr>
-        <w:spacing w:after="80" w:before="0"/>
-      </w:pPr>
-      <w:r>
-        <w:rPr>
-          <w:b/>
-          <w:bCs/>
-        </w:rPr>
-        <w:t xml:space="preserve">10. What is 15 ÷ 0.25?</w:t>
-      </w:r>
-    </w:p>
-    <w:p>
-      <w:pPr>
-        <w:spacing w:after="40" w:before="0"/>
-      </w:pPr>
-      <w:r>
-        <w:t xml:space="preserve">     A. 60</w:t>
-      </w:r>
-    </w:p>
-    <w:p>
-      <w:pPr>
-        <w:spacing w:after="40" w:before="0"/>
-      </w:pPr>
-      <w:r>
-        <w:t xml:space="preserve">     B. 6</w:t>
-      </w:r>
-    </w:p>
-    <w:p>
-      <w:pPr>
-        <w:spacing w:after="40" w:before="0"/>
-      </w:pPr>
-      <w:r>
-        <w:t xml:space="preserve">     C. 1.5</w:t>
-      </w:r>
-    </w:p>
-    <w:p>
-      <w:pPr>
-        <w:spacing w:after="40" w:before="0"/>
-      </w:pPr>
-      <w:r>
-        <w:t xml:space="preserve">     D. 0.6</w:t>
       </w:r>
     </w:p>
     <w:p>
@@ -1372,10 +1398,22 @@
     </w:p>
     <w:p>
       <w:pPr>
+        <w:spacing w:after="20" w:before="0"/>
+      </w:pPr>
+      <w:r>
+        <w:t xml:space="preserve">     Multiply both by 10: 144 ÷ 12 = 12.</w:t>
+      </w:r>
+    </w:p>
+    <w:p>
+      <w:pPr>
         <w:spacing w:after="80" w:before="0"/>
       </w:pPr>
       <w:r>
-        <w:t xml:space="preserve">     Multiply both by 10: 144 ÷ 12 = 12.</w:t>
+        <w:rPr>
+          <w:i/>
+          <w:iCs/>
+        </w:rPr>
+        <w:t xml:space="preserve">     Watch for: A common mistake in Divide Decimals is skipping the key idea: "Move the decimal point the same number of places in BOTH the divisor and the dividend; the answer stays the same." — always check your work against this rule before you submit.</w:t>
       </w:r>
     </w:p>
     <w:p>
@@ -1392,10 +1430,22 @@
     </w:p>
     <w:p>
       <w:pPr>
+        <w:spacing w:after="20" w:before="0"/>
+      </w:pPr>
+      <w:r>
+        <w:t xml:space="preserve">     Multiply both by 10: 37.8 ÷ 6 = 6.3.</w:t>
+      </w:r>
+    </w:p>
+    <w:p>
+      <w:pPr>
         <w:spacing w:after="80" w:before="0"/>
       </w:pPr>
       <w:r>
-        <w:t xml:space="preserve">     Multiply both by 10: 37.8 ÷ 6 = 6.3.</w:t>
+        <w:rPr>
+          <w:i/>
+          <w:iCs/>
+        </w:rPr>
+        <w:t xml:space="preserve">     Watch for: A common mistake in Divide Decimals is skipping the key idea: "Move the decimal point the same number of places in BOTH the divisor and the dividend; the answer stays the same." — always check your work against this rule before you submit.</w:t>
       </w:r>
     </w:p>
     <w:p>
@@ -1540,10 +1590,22 @@
     </w:p>
     <w:p>
       <w:pPr>
+        <w:spacing w:after="20" w:before="0"/>
+      </w:pPr>
+      <w:r>
+        <w:t xml:space="preserve">     16.8 ÷ 2.4: multiply both by 10 → 168 ÷ 24 = 7 pieces.</w:t>
+      </w:r>
+    </w:p>
+    <w:p>
+      <w:pPr>
         <w:spacing w:after="80" w:before="0"/>
       </w:pPr>
       <w:r>
-        <w:t xml:space="preserve">     16.8 ÷ 2.4: multiply both by 10 → 168 ÷ 24 = 7 pieces.</w:t>
+        <w:rPr>
+          <w:i/>
+          <w:iCs/>
+        </w:rPr>
+        <w:t xml:space="preserve">     Watch for: A common mistake in Divide Decimals is skipping the key idea: "Move the decimal point the same number of places in BOTH the divisor and the dividend; the answer stays the same." — always check your work against this rule before you submit.</w:t>
       </w:r>
     </w:p>
     <w:p>
@@ -1623,7 +1685,43 @@
           <w:b/>
           <w:bCs/>
         </w:rPr>
-        <w:t xml:space="preserve">7. A. 8</w:t>
+        <w:t xml:space="preserve">7. onLevel — Spot the Common Mistake</w:t>
+      </w:r>
+    </w:p>
+    <w:p>
+      <w:pPr>
+        <w:spacing w:after="20" w:before="0"/>
+      </w:pPr>
+      <w:r>
+        <w:t xml:space="preserve">     The mistake is in Step 2.</w:t>
+      </w:r>
+    </w:p>
+    <w:p>
+      <w:pPr>
+        <w:spacing w:after="20" w:before="0"/>
+      </w:pPr>
+      <w:r>
+        <w:t xml:space="preserve">     Correct work: Follow the key idea: Move the decimal point the same number of places in BOTH the divisor and the dividend; the answer stays the same.</w:t>
+      </w:r>
+    </w:p>
+    <w:p>
+      <w:pPr>
+        <w:spacing w:after="40" w:before="0"/>
+      </w:pPr>
+      <w:r>
+        <w:rPr>
+          <w:b/>
+          <w:bCs/>
+        </w:rPr>
+        <w:t xml:space="preserve">8. A. 8</w:t>
+      </w:r>
+    </w:p>
+    <w:p>
+      <w:pPr>
+        <w:spacing w:after="20" w:before="0"/>
+      </w:pPr>
+      <w:r>
+        <w:t xml:space="preserve">     Multiply both by 10: 48 ÷ 6 = 8.</w:t>
       </w:r>
     </w:p>
     <w:p>
@@ -1631,19 +1729,31 @@
         <w:spacing w:after="80" w:before="0"/>
       </w:pPr>
       <w:r>
-        <w:t xml:space="preserve">     Multiply both by 10: 48 ÷ 6 = 8.</w:t>
-      </w:r>
-    </w:p>
-    <w:p>
-      <w:pPr>
-        <w:spacing w:after="40" w:before="0"/>
-      </w:pPr>
-      <w:r>
-        <w:rPr>
-          <w:b/>
-          <w:bCs/>
-        </w:rPr>
-        <w:t xml:space="preserve">8. A. 10.5</w:t>
+        <w:rPr>
+          <w:i/>
+          <w:iCs/>
+        </w:rPr>
+        <w:t xml:space="preserve">     Watch for: A common mistake in Divide Decimals is skipping the key idea: "Move the decimal point the same number of places in BOTH the divisor and the dividend; the answer stays the same." — always check your work against this rule before you submit.</w:t>
+      </w:r>
+    </w:p>
+    <w:p>
+      <w:pPr>
+        <w:spacing w:after="40" w:before="0"/>
+      </w:pPr>
+      <w:r>
+        <w:rPr>
+          <w:b/>
+          <w:bCs/>
+        </w:rPr>
+        <w:t xml:space="preserve">9. A. 10.5</w:t>
+      </w:r>
+    </w:p>
+    <w:p>
+      <w:pPr>
+        <w:spacing w:after="20" w:before="0"/>
+      </w:pPr>
+      <w:r>
+        <w:t xml:space="preserve">     Multiply both by 10: 94.5 ÷ 9 = 10.5.</w:t>
       </w:r>
     </w:p>
     <w:p>
@@ -1651,19 +1761,31 @@
         <w:spacing w:after="80" w:before="0"/>
       </w:pPr>
       <w:r>
-        <w:t xml:space="preserve">     Multiply both by 10: 94.5 ÷ 9 = 10.5.</w:t>
-      </w:r>
-    </w:p>
-    <w:p>
-      <w:pPr>
-        <w:spacing w:after="40" w:before="0"/>
-      </w:pPr>
-      <w:r>
-        <w:rPr>
-          <w:b/>
-          <w:bCs/>
-        </w:rPr>
-        <w:t xml:space="preserve">9. A. 9</w:t>
+        <w:rPr>
+          <w:i/>
+          <w:iCs/>
+        </w:rPr>
+        <w:t xml:space="preserve">     Watch for: A common mistake in Divide Decimals is skipping the key idea: "Move the decimal point the same number of places in BOTH the divisor and the dividend; the answer stays the same." — always check your work against this rule before you submit.</w:t>
+      </w:r>
+    </w:p>
+    <w:p>
+      <w:pPr>
+        <w:spacing w:after="40" w:before="0"/>
+      </w:pPr>
+      <w:r>
+        <w:rPr>
+          <w:b/>
+          <w:bCs/>
+        </w:rPr>
+        <w:t xml:space="preserve">10. A. 9</w:t>
+      </w:r>
+    </w:p>
+    <w:p>
+      <w:pPr>
+        <w:spacing w:after="20" w:before="0"/>
+      </w:pPr>
+      <w:r>
+        <w:t xml:space="preserve">     7.2 ÷ 0.8 = 72 ÷ 8 = 9 pieces.</w:t>
       </w:r>
     </w:p>
     <w:p>
@@ -1671,27 +1793,11 @@
         <w:spacing w:after="80" w:before="0"/>
       </w:pPr>
       <w:r>
-        <w:t xml:space="preserve">     7.2 ÷ 0.8 = 72 ÷ 8 = 9 pieces.</w:t>
-      </w:r>
-    </w:p>
-    <w:p>
-      <w:pPr>
-        <w:spacing w:after="40" w:before="0"/>
-      </w:pPr>
-      <w:r>
-        <w:rPr>
-          <w:b/>
-          <w:bCs/>
-        </w:rPr>
-        <w:t xml:space="preserve">10. A. 60</w:t>
-      </w:r>
-    </w:p>
-    <w:p>
-      <w:pPr>
-        <w:spacing w:after="80" w:before="0"/>
-      </w:pPr>
-      <w:r>
-        <w:t xml:space="preserve">     Dividing by 0.25 is like multiplying by 4: 15 × 4 = 60.</w:t>
+        <w:rPr>
+          <w:i/>
+          <w:iCs/>
+        </w:rPr>
+        <w:t xml:space="preserve">     Watch for: A common mistake in Divide Decimals is skipping the key idea: "Move the decimal point the same number of places in BOTH the divisor and the dividend; the answer stays the same." — always check your work against this rule before you submit.</w:t>
       </w:r>
     </w:p>
     <w:sectPr>

--- a/lessons/1-7/homework.docx
+++ b/lessons/1-7/homework.docx
@@ -889,7 +889,7 @@
           </w:tcPr>
           <w:p>
             <w:r>
-              <w:t xml:space="preserve">____  16.8 ÷ 2.4</w:t>
+              <w:t xml:space="preserve">____  13.2 ÷ 1.2</w:t>
             </w:r>
           </w:p>
         </w:tc>
@@ -921,7 +921,7 @@
           </w:tcPr>
           <w:p>
             <w:r>
-              <w:t xml:space="preserve">C. 7</w:t>
+              <w:t xml:space="preserve">C. 11</w:t>
             </w:r>
           </w:p>
         </w:tc>
@@ -991,39 +991,39 @@
           <w:b/>
           <w:bCs/>
         </w:rPr>
-        <w:t xml:space="preserve">5. A ribbon is 16.8 feet long. You cut it into pieces that are each 2.4 feet long. How many pieces do you get?</w:t>
-      </w:r>
-    </w:p>
-    <w:p>
-      <w:pPr>
-        <w:spacing w:after="40" w:before="0"/>
-      </w:pPr>
-      <w:r>
-        <w:t xml:space="preserve">     A. 7 pieces</w:t>
-      </w:r>
-    </w:p>
-    <w:p>
-      <w:pPr>
-        <w:spacing w:after="40" w:before="0"/>
-      </w:pPr>
-      <w:r>
-        <w:t xml:space="preserve">     B. 8 pieces</w:t>
-      </w:r>
-    </w:p>
-    <w:p>
-      <w:pPr>
-        <w:spacing w:after="40" w:before="0"/>
-      </w:pPr>
-      <w:r>
-        <w:t xml:space="preserve">     C. 6 pieces</w:t>
-      </w:r>
-    </w:p>
-    <w:p>
-      <w:pPr>
-        <w:spacing w:after="40" w:before="0"/>
-      </w:pPr>
-      <w:r>
-        <w:t xml:space="preserve">     D. 14.4 pieces</w:t>
+        <w:t xml:space="preserve">5. A water tank holds 19.2 liters. It is poured into bottles that each hold 1.6 liters. How many bottles can be filled?</w:t>
+      </w:r>
+    </w:p>
+    <w:p>
+      <w:pPr>
+        <w:spacing w:after="40" w:before="0"/>
+      </w:pPr>
+      <w:r>
+        <w:t xml:space="preserve">     A. 12 bottles</w:t>
+      </w:r>
+    </w:p>
+    <w:p>
+      <w:pPr>
+        <w:spacing w:after="40" w:before="0"/>
+      </w:pPr>
+      <w:r>
+        <w:t xml:space="preserve">     B. 11 bottles</w:t>
+      </w:r>
+    </w:p>
+    <w:p>
+      <w:pPr>
+        <w:spacing w:after="40" w:before="0"/>
+      </w:pPr>
+      <w:r>
+        <w:t xml:space="preserve">     C. 13 bottles</w:t>
+      </w:r>
+    </w:p>
+    <w:p>
+      <w:pPr>
+        <w:spacing w:after="40" w:before="0"/>
+      </w:pPr>
+      <w:r>
+        <w:t xml:space="preserve">     D. 1.2 bottles</w:t>
       </w:r>
     </w:p>
     <w:p>
@@ -1082,7 +1082,7 @@
         <w:spacing w:after="40" w:before="0"/>
       </w:pPr>
       <w:r>
-        <w:t xml:space="preserve">   • 15.6 ÷ 1.3 → multiply by 10   → __________________</w:t>
+        <w:t xml:space="preserve">   • 13.6 ÷ 1.7 → multiply by 10   → __________________</w:t>
       </w:r>
     </w:p>
     <w:p>
@@ -1098,7 +1098,7 @@
         <w:spacing w:after="40" w:before="0"/>
       </w:pPr>
       <w:r>
-        <w:t xml:space="preserve">   • 5.76 ÷ 0.24 → multiply by 100   → __________________</w:t>
+        <w:t xml:space="preserve">   • 8.28 ÷ 0.36 → multiply by 100   → __________________</w:t>
       </w:r>
     </w:p>
     <w:p>
@@ -1137,23 +1137,23 @@
         <w:spacing w:after="40" w:before="0"/>
       </w:pPr>
       <w:r>
-        <w:t xml:space="preserve">   Step 1 (Read): A student is working on Divide Decimals.</w:t>
-      </w:r>
-    </w:p>
-    <w:p>
-      <w:pPr>
-        <w:spacing w:after="40" w:before="0"/>
-      </w:pPr>
-      <w:r>
-        <w:t xml:space="preserve">   Step 2 (Attempt): They ignored the rule: Move the decimal point the same number of places in BOTH the divisor and the dividend; the answer stays the same.</w:t>
-      </w:r>
-    </w:p>
-    <w:p>
-      <w:pPr>
-        <w:spacing w:after="40" w:before="0"/>
-      </w:pPr>
-      <w:r>
-        <w:t xml:space="preserve">   Step 3 (Check): The answer does not match the math rule from class.</w:t>
+        <w:t xml:space="preserve">   Step 1 (Problem): Solve 9.6 ÷ 0.12.</w:t>
+      </w:r>
+    </w:p>
+    <w:p>
+      <w:pPr>
+        <w:spacing w:after="40" w:before="0"/>
+      </w:pPr>
+      <w:r>
+        <w:t xml:space="preserve">   Step 2 (Move both decimal points): 0.12 has 2 decimal places, so move both points 2 places: 9.6 ÷ 0.12 becomes 960 ÷ 12.</w:t>
+      </w:r>
+    </w:p>
+    <w:p>
+      <w:pPr>
+        <w:spacing w:after="40" w:before="0"/>
+      </w:pPr>
+      <w:r>
+        <w:t xml:space="preserve">   Step 3 (Divide and place the decimal): 960 ÷ 12 = 80, but the student wrote the answer as 8.0.</w:t>
       </w:r>
     </w:p>
     <w:p>
@@ -1413,7 +1413,7 @@
           <w:i/>
           <w:iCs/>
         </w:rPr>
-        <w:t xml:space="preserve">     Watch for: A common mistake in Divide Decimals is skipping the key idea: "Move the decimal point the same number of places in BOTH the divisor and the dividend; the answer stays the same." — always check your work against this rule before you submit.</w:t>
+        <w:t xml:space="preserve">     Watch for: A common mistake in Divide Decimals is moving the decimal point in the divisor but forgetting to move it the same number of places in the dividend. For example, in 6.4 ÷ 0.8 a student changes 0.8 to 8 but leaves the dividend as 6.4, then divides 6.4 ÷ 8 = 0.8 instead of moving both points to get 64 ÷ 8 = 8. A second version of this mistake happens when the divisor has two decimal places, like 0.12: students move both points only 1 place instead of 2, turning 9.6 ÷ 0.12 into 96 ÷ 1.2 instead of the correct 960 ÷ 12. Count the divisor's decimal places first, then move BOTH points that same number of places.</w:t>
       </w:r>
     </w:p>
     <w:p>
@@ -1445,7 +1445,7 @@
           <w:i/>
           <w:iCs/>
         </w:rPr>
-        <w:t xml:space="preserve">     Watch for: A common mistake in Divide Decimals is skipping the key idea: "Move the decimal point the same number of places in BOTH the divisor and the dividend; the answer stays the same." — always check your work against this rule before you submit.</w:t>
+        <w:t xml:space="preserve">     Watch for: A common mistake in Divide Decimals is moving the decimal point in the divisor but forgetting to move it the same number of places in the dividend. For example, in 6.4 ÷ 0.8 a student changes 0.8 to 8 but leaves the dividend as 6.4, then divides 6.4 ÷ 8 = 0.8 instead of moving both points to get 64 ÷ 8 = 8. A second version of this mistake happens when the divisor has two decimal places, like 0.12: students move both points only 1 place instead of 2, turning 9.6 ÷ 0.12 into 96 ÷ 1.2 instead of the correct 960 ÷ 12. Count the divisor's decimal places first, then move BOTH points that same number of places.</w:t>
       </w:r>
     </w:p>
     <w:p>
@@ -1541,7 +1541,7 @@
         <w:spacing w:after="20" w:before="0"/>
       </w:pPr>
       <w:r>
-        <w:t xml:space="preserve">     16.8 ÷ 2.4 → 7</w:t>
+        <w:t xml:space="preserve">     13.2 ÷ 1.2 → 11</w:t>
       </w:r>
     </w:p>
     <w:p>
@@ -1585,15 +1585,15 @@
           <w:b/>
           <w:bCs/>
         </w:rPr>
-        <w:t xml:space="preserve">5. A. 7 pieces</w:t>
-      </w:r>
-    </w:p>
-    <w:p>
-      <w:pPr>
-        <w:spacing w:after="20" w:before="0"/>
-      </w:pPr>
-      <w:r>
-        <w:t xml:space="preserve">     16.8 ÷ 2.4: multiply both by 10 → 168 ÷ 24 = 7 pieces.</w:t>
+        <w:t xml:space="preserve">5. A. 12 bottles</w:t>
+      </w:r>
+    </w:p>
+    <w:p>
+      <w:pPr>
+        <w:spacing w:after="20" w:before="0"/>
+      </w:pPr>
+      <w:r>
+        <w:t xml:space="preserve">     19.2 ÷ 1.6: multiply both by 10 → 192 ÷ 16 = 12 bottles.</w:t>
       </w:r>
     </w:p>
     <w:p>
@@ -1605,7 +1605,7 @@
           <w:i/>
           <w:iCs/>
         </w:rPr>
-        <w:t xml:space="preserve">     Watch for: A common mistake in Divide Decimals is skipping the key idea: "Move the decimal point the same number of places in BOTH the divisor and the dividend; the answer stays the same." — always check your work against this rule before you submit.</w:t>
+        <w:t xml:space="preserve">     Watch for: A common mistake in Divide Decimals is moving the decimal point in the divisor but forgetting to move it the same number of places in the dividend. For example, in 6.4 ÷ 0.8 a student changes 0.8 to 8 but leaves the dividend as 6.4, then divides 6.4 ÷ 8 = 0.8 instead of moving both points to get 64 ÷ 8 = 8. A second version of this mistake happens when the divisor has two decimal places, like 0.12: students move both points only 1 place instead of 2, turning 9.6 ÷ 0.12 into 96 ÷ 1.2 instead of the correct 960 ÷ 12. Count the divisor's decimal places first, then move BOTH points that same number of places.</w:t>
       </w:r>
     </w:p>
     <w:p>
@@ -1641,7 +1641,7 @@
         <w:spacing w:after="20" w:before="0"/>
       </w:pPr>
       <w:r>
-        <w:t xml:space="preserve">     15.6 ÷ 1.3 → multiply by 10 → Multiply Both by 10</w:t>
+        <w:t xml:space="preserve">     13.6 ÷ 1.7 → multiply by 10 → Multiply Both by 10</w:t>
       </w:r>
     </w:p>
     <w:p>
@@ -1657,7 +1657,7 @@
         <w:spacing w:after="20" w:before="0"/>
       </w:pPr>
       <w:r>
-        <w:t xml:space="preserve">     5.76 ÷ 0.24 → multiply by 100 → Multiply Both by 100</w:t>
+        <w:t xml:space="preserve">     8.28 ÷ 0.36 → multiply by 100 → Multiply Both by 100</w:t>
       </w:r>
     </w:p>
     <w:p>
@@ -1693,15 +1693,15 @@
         <w:spacing w:after="20" w:before="0"/>
       </w:pPr>
       <w:r>
-        <w:t xml:space="preserve">     The mistake is in Step 2.</w:t>
-      </w:r>
-    </w:p>
-    <w:p>
-      <w:pPr>
-        <w:spacing w:after="20" w:before="0"/>
-      </w:pPr>
-      <w:r>
-        <w:t xml:space="preserve">     Correct work: Follow the key idea: Move the decimal point the same number of places in BOTH the divisor and the dividend; the answer stays the same.</w:t>
+        <w:t xml:space="preserve">     The mistake is in Step 3.</w:t>
+      </w:r>
+    </w:p>
+    <w:p>
+      <w:pPr>
+        <w:spacing w:after="20" w:before="0"/>
+      </w:pPr>
+      <w:r>
+        <w:t xml:space="preserve">     Correct work: The setup 960 ÷ 12 is correct, but the student misplaced the decimal in the quotient. 960 ÷ 12 = 80, not 8. So 9.6 ÷ 0.12 = 80. Estimate to confirm: 0.12 is tiny, so many of them fit in 9.6 — the quotient must be large. Check: 80 × 0.12 = 9.6. ✓</w:t>
       </w:r>
     </w:p>
     <w:p>
@@ -1733,7 +1733,7 @@
           <w:i/>
           <w:iCs/>
         </w:rPr>
-        <w:t xml:space="preserve">     Watch for: A common mistake in Divide Decimals is skipping the key idea: "Move the decimal point the same number of places in BOTH the divisor and the dividend; the answer stays the same." — always check your work against this rule before you submit.</w:t>
+        <w:t xml:space="preserve">     Watch for: A common mistake in Divide Decimals is moving the decimal point in the divisor but forgetting to move it the same number of places in the dividend. For example, in 6.4 ÷ 0.8 a student changes 0.8 to 8 but leaves the dividend as 6.4, then divides 6.4 ÷ 8 = 0.8 instead of moving both points to get 64 ÷ 8 = 8. A second version of this mistake happens when the divisor has two decimal places, like 0.12: students move both points only 1 place instead of 2, turning 9.6 ÷ 0.12 into 96 ÷ 1.2 instead of the correct 960 ÷ 12. Count the divisor's decimal places first, then move BOTH points that same number of places.</w:t>
       </w:r>
     </w:p>
     <w:p>
@@ -1765,7 +1765,7 @@
           <w:i/>
           <w:iCs/>
         </w:rPr>
-        <w:t xml:space="preserve">     Watch for: A common mistake in Divide Decimals is skipping the key idea: "Move the decimal point the same number of places in BOTH the divisor and the dividend; the answer stays the same." — always check your work against this rule before you submit.</w:t>
+        <w:t xml:space="preserve">     Watch for: A common mistake in Divide Decimals is moving the decimal point in the divisor but forgetting to move it the same number of places in the dividend. For example, in 6.4 ÷ 0.8 a student changes 0.8 to 8 but leaves the dividend as 6.4, then divides 6.4 ÷ 8 = 0.8 instead of moving both points to get 64 ÷ 8 = 8. A second version of this mistake happens when the divisor has two decimal places, like 0.12: students move both points only 1 place instead of 2, turning 9.6 ÷ 0.12 into 96 ÷ 1.2 instead of the correct 960 ÷ 12. Count the divisor's decimal places first, then move BOTH points that same number of places.</w:t>
       </w:r>
     </w:p>
     <w:p>
@@ -1797,7 +1797,7 @@
           <w:i/>
           <w:iCs/>
         </w:rPr>
-        <w:t xml:space="preserve">     Watch for: A common mistake in Divide Decimals is skipping the key idea: "Move the decimal point the same number of places in BOTH the divisor and the dividend; the answer stays the same." — always check your work against this rule before you submit.</w:t>
+        <w:t xml:space="preserve">     Watch for: A common mistake in Divide Decimals is moving the decimal point in the divisor but forgetting to move it the same number of places in the dividend. For example, in 6.4 ÷ 0.8 a student changes 0.8 to 8 but leaves the dividend as 6.4, then divides 6.4 ÷ 8 = 0.8 instead of moving both points to get 64 ÷ 8 = 8. A second version of this mistake happens when the divisor has two decimal places, like 0.12: students move both points only 1 place instead of 2, turning 9.6 ÷ 0.12 into 96 ÷ 1.2 instead of the correct 960 ÷ 12. Count the divisor's decimal places first, then move BOTH points that same number of places.</w:t>
       </w:r>
     </w:p>
     <w:sectPr>
